--- a/assets/CV.docx
+++ b/assets/CV.docx
@@ -24,12 +24,6 @@
         <w:gridCol w:w="3713"/>
       </w:tblGrid>
       <w:tr>
-        <w:tblPrEx>
-          <w:tblCellMar>
-            <w:top w:w="0" w:type="dxa"/>
-            <w:bottom w:w="0" w:type="dxa"/>
-          </w:tblCellMar>
-        </w:tblPrEx>
         <w:trPr>
           <w:trHeight w:val="1532"/>
         </w:trPr>
@@ -131,7 +125,7 @@
                 <w:sz w:val="19"/>
                 <w:szCs w:val="19"/>
               </w:rPr>
-              <w:t>eremy</w:t>
+              <w:t>eremymairey</w:t>
             </w:r>
             <w:r>
               <w:rPr>
@@ -140,7 +134,7 @@
                 <w:sz w:val="19"/>
                 <w:szCs w:val="19"/>
               </w:rPr>
-              <w:t>mairey.perso</w:t>
+              <w:t>10</w:t>
             </w:r>
             <w:r>
               <w:rPr>
@@ -149,25 +143,7 @@
                 <w:sz w:val="19"/>
                 <w:szCs w:val="19"/>
               </w:rPr>
-              <w:t>@</w:t>
-            </w:r>
-            <w:r>
-              <w:rPr>
-                <w:rFonts w:ascii="Calibri" w:eastAsia="Calibri" w:hAnsi="Calibri" w:cs="Calibri"/>
-                <w:color w:val="FFFFFF"/>
-                <w:sz w:val="19"/>
-                <w:szCs w:val="19"/>
-              </w:rPr>
-              <w:t>gmai</w:t>
-            </w:r>
-            <w:r>
-              <w:rPr>
-                <w:rFonts w:ascii="Calibri" w:eastAsia="Calibri" w:hAnsi="Calibri" w:cs="Calibri"/>
-                <w:color w:val="FFFFFF"/>
-                <w:sz w:val="19"/>
-                <w:szCs w:val="19"/>
-              </w:rPr>
-              <w:t>l.com</w:t>
+              <w:t>@gmail.com</w:t>
             </w:r>
           </w:p>
           <w:p>
@@ -355,12 +331,6 @@
         <w:gridCol w:w="7026"/>
       </w:tblGrid>
       <w:tr>
-        <w:tblPrEx>
-          <w:tblCellMar>
-            <w:top w:w="0" w:type="dxa"/>
-            <w:bottom w:w="0" w:type="dxa"/>
-          </w:tblCellMar>
-        </w:tblPrEx>
         <w:tc>
           <w:tcPr>
             <w:tcW w:w="2000" w:type="dxa"/>
@@ -429,12 +399,6 @@
         </w:tc>
       </w:tr>
       <w:tr>
-        <w:tblPrEx>
-          <w:tblCellMar>
-            <w:top w:w="0" w:type="dxa"/>
-            <w:bottom w:w="0" w:type="dxa"/>
-          </w:tblCellMar>
-        </w:tblPrEx>
         <w:tc>
           <w:tcPr>
             <w:tcW w:w="2000" w:type="dxa"/>
@@ -495,12 +459,6 @@
         </w:tc>
       </w:tr>
       <w:tr>
-        <w:tblPrEx>
-          <w:tblCellMar>
-            <w:top w:w="0" w:type="dxa"/>
-            <w:bottom w:w="0" w:type="dxa"/>
-          </w:tblCellMar>
-        </w:tblPrEx>
         <w:tc>
           <w:tcPr>
             <w:tcW w:w="2000" w:type="dxa"/>
@@ -579,12 +537,6 @@
         </w:tc>
       </w:tr>
       <w:tr>
-        <w:tblPrEx>
-          <w:tblCellMar>
-            <w:top w:w="0" w:type="dxa"/>
-            <w:bottom w:w="0" w:type="dxa"/>
-          </w:tblCellMar>
-        </w:tblPrEx>
         <w:tc>
           <w:tcPr>
             <w:tcW w:w="2000" w:type="dxa"/>
@@ -691,12 +643,6 @@
         </w:tc>
       </w:tr>
       <w:tr>
-        <w:tblPrEx>
-          <w:tblCellMar>
-            <w:top w:w="0" w:type="dxa"/>
-            <w:bottom w:w="0" w:type="dxa"/>
-          </w:tblCellMar>
-        </w:tblPrEx>
         <w:tc>
           <w:tcPr>
             <w:tcW w:w="2000" w:type="dxa"/>
@@ -815,25 +761,7 @@
           <w:iCs/>
           <w:color w:val="64748B"/>
         </w:rPr>
-        <w:t>Septembre 2025</w:t>
-      </w:r>
-      <w:r>
-        <w:rPr>
-          <w:rFonts w:ascii="Calibri" w:eastAsia="Calibri" w:hAnsi="Calibri" w:cs="Calibri"/>
-          <w:i/>
-          <w:iCs/>
-          <w:color w:val="64748B"/>
-        </w:rPr>
-        <w:t xml:space="preserve"> – </w:t>
-      </w:r>
-      <w:r>
-        <w:rPr>
-          <w:rFonts w:ascii="Calibri" w:eastAsia="Calibri" w:hAnsi="Calibri" w:cs="Calibri"/>
-          <w:i/>
-          <w:iCs/>
-          <w:color w:val="64748B"/>
-        </w:rPr>
-        <w:t>Aujourd’hui</w:t>
+        <w:t>Septembre 2025 – Aujourd’hui</w:t>
       </w:r>
     </w:p>
     <w:p>
@@ -938,25 +866,7 @@
           <w:iCs/>
           <w:color w:val="64748B"/>
         </w:rPr>
-        <w:t xml:space="preserve">Octobre 2023 </w:t>
-      </w:r>
-      <w:r>
-        <w:rPr>
-          <w:rFonts w:ascii="Calibri" w:eastAsia="Calibri" w:hAnsi="Calibri" w:cs="Calibri"/>
-          <w:i/>
-          <w:iCs/>
-          <w:color w:val="64748B"/>
-        </w:rPr>
-        <w:t xml:space="preserve">– </w:t>
-      </w:r>
-      <w:r>
-        <w:rPr>
-          <w:rFonts w:ascii="Calibri" w:eastAsia="Calibri" w:hAnsi="Calibri" w:cs="Calibri"/>
-          <w:i/>
-          <w:iCs/>
-          <w:color w:val="64748B"/>
-        </w:rPr>
-        <w:t>Janvier 2025</w:t>
+        <w:t>Octobre 2023 – Janvier 2025</w:t>
       </w:r>
     </w:p>
     <w:p>
@@ -1134,25 +1044,7 @@
           <w:iCs/>
           <w:color w:val="64748B"/>
         </w:rPr>
-        <w:t>ENSITECH</w:t>
-      </w:r>
-      <w:r>
-        <w:rPr>
-          <w:rFonts w:ascii="Calibri" w:eastAsia="Calibri" w:hAnsi="Calibri" w:cs="Calibri"/>
-          <w:i/>
-          <w:iCs/>
-          <w:color w:val="64748B"/>
-        </w:rPr>
-        <w:t xml:space="preserve"> — </w:t>
-      </w:r>
-      <w:r>
-        <w:rPr>
-          <w:rFonts w:ascii="Calibri" w:eastAsia="Calibri" w:hAnsi="Calibri" w:cs="Calibri"/>
-          <w:i/>
-          <w:iCs/>
-          <w:color w:val="64748B"/>
-        </w:rPr>
-        <w:t>Cergy</w:t>
+        <w:t>ENSITECH — Cergy</w:t>
       </w:r>
       <w:r>
         <w:rPr>
@@ -1192,25 +1084,7 @@
           <w:iCs/>
           <w:color w:val="64748B"/>
         </w:rPr>
-        <w:t>Mars 2022</w:t>
-      </w:r>
-      <w:r>
-        <w:rPr>
-          <w:rFonts w:ascii="Calibri" w:eastAsia="Calibri" w:hAnsi="Calibri" w:cs="Calibri"/>
-          <w:i/>
-          <w:iCs/>
-          <w:color w:val="64748B"/>
-        </w:rPr>
-        <w:t xml:space="preserve"> – </w:t>
-      </w:r>
-      <w:r>
-        <w:rPr>
-          <w:rFonts w:ascii="Calibri" w:eastAsia="Calibri" w:hAnsi="Calibri" w:cs="Calibri"/>
-          <w:i/>
-          <w:iCs/>
-          <w:color w:val="64748B"/>
-        </w:rPr>
-        <w:t>Mai 2023</w:t>
+        <w:t>Mars 2022 – Mai 2023</w:t>
       </w:r>
     </w:p>
     <w:p>
@@ -2350,6 +2224,7 @@
   <w:style w:type="character" w:default="1" w:styleId="Policepardfaut">
     <w:name w:val="Default Paragraph Font"/>
     <w:uiPriority w:val="1"/>
+    <w:semiHidden/>
     <w:unhideWhenUsed/>
   </w:style>
   <w:style w:type="table" w:default="1" w:styleId="TableauNormal">
